--- a/docs/submission/MANUSCRIPT.docx
+++ b/docs/submission/MANUSCRIPT.docx
@@ -2,7 +2,7 @@
 <file path=word/document.xml><?xml version="1.0" encoding="utf-8"?>
 <w:document xmlns:w="http://schemas.openxmlformats.org/wordprocessingml/2006/main" xmlns:m="http://schemas.openxmlformats.org/officeDocument/2006/math" xmlns:r="http://schemas.openxmlformats.org/officeDocument/2006/relationships" xmlns:o="urn:schemas-microsoft-com:office:office" xmlns:v="urn:schemas-microsoft-com:vml" xmlns:w10="urn:schemas-microsoft-com:office:word" xmlns:a="http://schemas.openxmlformats.org/drawingml/2006/main" xmlns:pic="http://schemas.openxmlformats.org/drawingml/2006/picture" xmlns:wp="http://schemas.openxmlformats.org/drawingml/2006/wordprocessingDrawing">
   <w:body>
-    <w:bookmarkStart w:id="17" w:name="Xe9153a4f9a578e472cc9230d549806451c12857"/>
+    <w:bookmarkStart w:id="24" w:name="Xe9153a4f9a578e472cc9230d549806451c12857"/>
     <w:p>
       <w:pPr>
         <w:pStyle w:val="Heading1"/>
@@ -204,7 +204,7 @@
         <w:t xml:space="preserve"> </w:t>
       </w:r>
       <w:r>
-        <w:t xml:space="preserve">To evaluate the agreement between historical projections of the</w:t>
+        <w:t xml:space="preserve">To evaluate agreement between historical projections of the</w:t>
       </w:r>
       <w:r>
         <w:t xml:space="preserve"> </w:t>
@@ -222,13 +222,13 @@
         <w:t xml:space="preserve"> </w:t>
       </w:r>
       <w:r>
-        <w:t xml:space="preserve">determine how differences in the definitions of the projected and observed</w:t>
-      </w:r>
-      <w:r>
-        <w:t xml:space="preserve"> </w:t>
-      </w:r>
-      <w:r>
-        <w:t xml:space="preserve">workforces affect apparent forecast performance.</w:t>
+        <w:t xml:space="preserve">determine how definitional differences between the two affect apparent</w:t>
+      </w:r>
+      <w:r>
+        <w:t xml:space="preserve"> </w:t>
+      </w:r>
+      <w:r>
+        <w:t xml:space="preserve">forecast performance.</w:t>
       </w:r>
     </w:p>
     <w:p>
@@ -252,61 +252,67 @@
         <w:t xml:space="preserve"> </w:t>
       </w:r>
       <w:r>
-        <w:t xml:space="preserve">workforce, forecast from information available through 2020, and compared the</w:t>
-      </w:r>
-      <w:r>
-        <w:t xml:space="preserve"> </w:t>
-      </w:r>
-      <w:r>
-        <w:t xml:space="preserve">result with the observed 2023 national board-certified count</w:t>
-      </w:r>
-      <w:r>
-        <w:t xml:space="preserve"> </w:t>
-      </w:r>
-      <w:r>
-        <w:t xml:space="preserve">(n = 1,306). Ten prespecified configurations varied cohort construction, entrant</w:t>
-      </w:r>
-      <w:r>
-        <w:t xml:space="preserve"> </w:t>
-      </w:r>
-      <w:r>
-        <w:t xml:space="preserve">assumptions, and career attrition. Agreement was summarized by percentage</w:t>
-      </w:r>
-      <w:r>
-        <w:t xml:space="preserve"> </w:t>
-      </w:r>
-      <w:r>
-        <w:t xml:space="preserve">difference, interval containment, and the interval score, penalizing width and</w:t>
-      </w:r>
-      <w:r>
-        <w:t xml:space="preserve"> </w:t>
-      </w:r>
-      <w:r>
-        <w:t xml:space="preserve">shortfall jointly. Temporal validation used rolling origins from 2017 to</w:t>
-      </w:r>
-      <w:r>
-        <w:t xml:space="preserve"> </w:t>
-      </w:r>
-      <w:r>
-        <w:t xml:space="preserve">2020, admitting training windows only when their outcomes were observable at the</w:t>
-      </w:r>
-      <w:r>
-        <w:t xml:space="preserve"> </w:t>
-      </w:r>
-      <w:r>
-        <w:t xml:space="preserve">origin, and compared with leave-one-out validation, which does not.</w:t>
-      </w:r>
-      <w:r>
-        <w:t xml:space="preserve"> </w:t>
-      </w:r>
-      <w:r>
-        <w:t xml:space="preserve">Secondary analyses examined five cutoff-target windows and two entrant</w:t>
-      </w:r>
-      <w:r>
-        <w:t xml:space="preserve"> </w:t>
-      </w:r>
-      <w:r>
-        <w:t xml:space="preserve">definitions.</w:t>
+        <w:t xml:space="preserve">workforce, forecast physician headcount from information available through 2020,</w:t>
+      </w:r>
+      <w:r>
+        <w:t xml:space="preserve"> </w:t>
+      </w:r>
+      <w:r>
+        <w:t xml:space="preserve">and compared it with the observed 2023 board-certified count</w:t>
+      </w:r>
+      <w:r>
+        <w:t xml:space="preserve"> </w:t>
+      </w:r>
+      <w:r>
+        <w:t xml:space="preserve">(n = 1,306). Four specifications were prespecified and a fifth using</w:t>
+      </w:r>
+      <w:r>
+        <w:t xml:space="preserve"> </w:t>
+      </w:r>
+      <w:r>
+        <w:t xml:space="preserve">residency-match data added subsequently, each run with and without attrition</w:t>
+      </w:r>
+      <w:r>
+        <w:t xml:space="preserve"> </w:t>
+      </w:r>
+      <w:r>
+        <w:t xml:space="preserve">(10 configurations). A career-change hazard published after</w:t>
+      </w:r>
+      <w:r>
+        <w:t xml:space="preserve"> </w:t>
+      </w:r>
+      <w:r>
+        <w:t xml:space="preserve">the forecast origin was omitted. Agreement was summarized by percentage</w:t>
+      </w:r>
+      <w:r>
+        <w:t xml:space="preserve"> </w:t>
+      </w:r>
+      <w:r>
+        <w:t xml:space="preserve">difference, containment, and interval score. Temporal validation</w:t>
+      </w:r>
+      <w:r>
+        <w:t xml:space="preserve"> </w:t>
+      </w:r>
+      <w:r>
+        <w:t xml:space="preserve">used rolling origins from 2017 to 2020, admitting only training windows whose</w:t>
+      </w:r>
+      <w:r>
+        <w:t xml:space="preserve"> </w:t>
+      </w:r>
+      <w:r>
+        <w:t xml:space="preserve">outcomes were observable at the origin, and compared with leave-one-out</w:t>
+      </w:r>
+      <w:r>
+        <w:t xml:space="preserve"> </w:t>
+      </w:r>
+      <w:r>
+        <w:t xml:space="preserve">validation, which does not. Secondary analyses examined five cutoff-target windows and two</w:t>
+      </w:r>
+      <w:r>
+        <w:t xml:space="preserve"> </w:t>
+      </w:r>
+      <w:r>
+        <w:t xml:space="preserve">entrant definitions.</w:t>
       </w:r>
     </w:p>
     <w:p>
@@ -324,13 +330,13 @@
         <w:t xml:space="preserve"> </w:t>
       </w:r>
       <w:r>
-        <w:t xml:space="preserve">The projected active workforce differed from the observed 2023</w:t>
-      </w:r>
-      <w:r>
-        <w:t xml:space="preserve"> </w:t>
-      </w:r>
-      <w:r>
-        <w:t xml:space="preserve">certification count by 127 providers (−9.7%). Sixty-eight percent of this</w:t>
+        <w:t xml:space="preserve">The projected workforce differed from the observed 2023</w:t>
+      </w:r>
+      <w:r>
+        <w:t xml:space="preserve"> </w:t>
+      </w:r>
+      <w:r>
+        <w:t xml:space="preserve">count by 99 providers (−7.6%). Fifty-nine percent of this</w:t>
       </w:r>
       <w:r>
         <w:t xml:space="preserve"> </w:t>
@@ -348,37 +354,37 @@
         <w:t xml:space="preserve"> </w:t>
       </w:r>
       <w:r>
-        <w:t xml:space="preserve">Thirty-two percent reflected faster-than-assumed entry; assumptions about</w:t>
-      </w:r>
-      <w:r>
-        <w:t xml:space="preserve"> </w:t>
-      </w:r>
-      <w:r>
-        <w:t xml:space="preserve">physician behavior accounted for essentially none. Containment ranked forecasts</w:t>
-      </w:r>
-      <w:r>
-        <w:t xml:space="preserve"> </w:t>
-      </w:r>
-      <w:r>
-        <w:t xml:space="preserve">in the reverse order of the interval score. The forecast containing the</w:t>
-      </w:r>
-      <w:r>
-        <w:t xml:space="preserve"> </w:t>
-      </w:r>
-      <w:r>
-        <w:t xml:space="preserve">observation at all four rolling origins had a mean interval width of 1,466</w:t>
-      </w:r>
-      <w:r>
-        <w:t xml:space="preserve"> </w:t>
-      </w:r>
-      <w:r>
-        <w:t xml:space="preserve">providers, including one lower bound of −594.5, whereas the definition-matched</w:t>
-      </w:r>
-      <w:r>
-        <w:t xml:space="preserve"> </w:t>
-      </w:r>
-      <w:r>
-        <w:t xml:space="preserve">forecast was approximately 15 times sharper (interval score 137 versus 1,466).</w:t>
+        <w:t xml:space="preserve">Forty-one percent reflected faster-than-assumed entry; assumptions about</w:t>
+      </w:r>
+      <w:r>
+        <w:t xml:space="preserve"> </w:t>
+      </w:r>
+      <w:r>
+        <w:t xml:space="preserve">physician behavior accounted for essentially none. The forecast with the highest</w:t>
+      </w:r>
+      <w:r>
+        <w:t xml:space="preserve"> </w:t>
+      </w:r>
+      <w:r>
+        <w:t xml:space="preserve">containment had the worst interval score: it contained the observation at all</w:t>
+      </w:r>
+      <w:r>
+        <w:t xml:space="preserve"> </w:t>
+      </w:r>
+      <w:r>
+        <w:t xml:space="preserve">four rolling origins but averaged 1,466 providers in width, with one lower bound</w:t>
+      </w:r>
+      <w:r>
+        <w:t xml:space="preserve"> </w:t>
+      </w:r>
+      <w:r>
+        <w:t xml:space="preserve">of −594.5; the definition-matched forecast was 15 times sharper (interval score</w:t>
+      </w:r>
+      <w:r>
+        <w:t xml:space="preserve"> </w:t>
+      </w:r>
+      <w:r>
+        <w:t xml:space="preserve">137 versus 1,466).</w:t>
       </w:r>
       <w:r>
         <w:t xml:space="preserve"> </w:t>
@@ -408,7 +414,7 @@
         <w:t xml:space="preserve"> </w:t>
       </w:r>
       <w:r>
-        <w:t xml:space="preserve">Historical validation can make an appropriate workforce model</w:t>
+        <w:t xml:space="preserve">Historical validation can make an appropriate model</w:t>
       </w:r>
       <w:r>
         <w:t xml:space="preserve"> </w:t>
@@ -420,7 +426,7 @@
         <w:t xml:space="preserve"> </w:t>
       </w:r>
       <w:r>
-        <w:t xml:space="preserve">Workforce projections should define the clinical workforce quantity before model</w:t>
+        <w:t xml:space="preserve">Workforce projections should define the clinical quantity before model</w:t>
       </w:r>
       <w:r>
         <w:t xml:space="preserve"> </w:t>
@@ -432,7 +438,7 @@
         <w:t xml:space="preserve"> </w:t>
       </w:r>
       <w:r>
-        <w:t xml:space="preserve">clinical practice rather than cumulative certification.</w:t>
+        <w:t xml:space="preserve">practice rather than cumulative certification.</w:t>
       </w:r>
     </w:p>
     <w:p>
@@ -519,7 +525,7 @@
         <w:t xml:space="preserve"> </w:t>
       </w:r>
       <w:r>
-        <w:t xml:space="preserve">validity and transparent reporting as the field's principal weaknesses.[1] Where</w:t>
+        <w:t xml:space="preserve">validity and transparent reporting as the field’s principal weaknesses.[1] Where</w:t>
       </w:r>
       <w:r>
         <w:t xml:space="preserve"> </w:t>
@@ -624,13 +630,22 @@
       </w:r>
     </w:p>
     <w:bookmarkEnd w:id="11"/>
-    <w:bookmarkStart w:id="12" w:name="methods"/>
+    <w:bookmarkStart w:id="19" w:name="materials-and-methods"/>
     <w:p>
       <w:pPr>
         <w:pStyle w:val="Heading2"/>
       </w:pPr>
       <w:r>
-        <w:t xml:space="preserve">Methods</w:t>
+        <w:t xml:space="preserve">Materials and Methods</w:t>
+      </w:r>
+    </w:p>
+    <w:bookmarkStart w:id="12" w:name="validation-design-and-outcome"/>
+    <w:p>
+      <w:pPr>
+        <w:pStyle w:val="Heading3"/>
+      </w:pPr>
+      <w:r>
+        <w:t xml:space="preserve">Validation design and outcome</w:t>
       </w:r>
     </w:p>
     <w:p>
@@ -638,7 +653,49 @@
         <w:pStyle w:val="FirstParagraph"/>
       </w:pPr>
       <w:r>
-        <w:t xml:space="preserve">The validation target was the national count of board-certified URPS physicians</w:t>
+        <w:t xml:space="preserve">We conducted a historical validation in which forecasts were generated using</w:t>
+      </w:r>
+      <w:r>
+        <w:t xml:space="preserve"> </w:t>
+      </w:r>
+      <w:r>
+        <w:t xml:space="preserve">only information available at a 2020 cutoff and were then compared with what was</w:t>
+      </w:r>
+      <w:r>
+        <w:t xml:space="preserve"> </w:t>
+      </w:r>
+      <w:r>
+        <w:t xml:space="preserve">subsequently observed. No model parameter was retuned after the observed value</w:t>
+      </w:r>
+      <w:r>
+        <w:t xml:space="preserve"> </w:t>
+      </w:r>
+      <w:r>
+        <w:t xml:space="preserve">was examined. The validation outcome throughout is physician headcount rather</w:t>
+      </w:r>
+      <w:r>
+        <w:t xml:space="preserve"> </w:t>
+      </w:r>
+      <w:r>
+        <w:t xml:space="preserve">than clinical full-time equivalents.</w:t>
+      </w:r>
+    </w:p>
+    <w:bookmarkEnd w:id="12"/>
+    <w:bookmarkStart w:id="13" w:name="benchmark-and-estimand"/>
+    <w:p>
+      <w:pPr>
+        <w:pStyle w:val="Heading3"/>
+      </w:pPr>
+      <w:r>
+        <w:t xml:space="preserve">Benchmark and estimand</w:t>
+      </w:r>
+    </w:p>
+    <w:p>
+      <w:pPr>
+        <w:pStyle w:val="FirstParagraph"/>
+      </w:pPr>
+      <w:r>
+        <w:t xml:space="preserve">The comparison series was the national count of board-certified URPS physicians</w:t>
       </w:r>
       <w:r>
         <w:t xml:space="preserve"> </w:t>
@@ -650,25 +707,25 @@
         <w:t xml:space="preserve"> </w:t>
       </w:r>
       <w:r>
-        <w:t xml:space="preserve">of Obstetrics and Gynecology or the American Board of Urology, keyed on</w:t>
-      </w:r>
-      <w:r>
-        <w:t xml:space="preserve"> </w:t>
-      </w:r>
-      <w:r>
-        <w:t xml:space="preserve">subspecialty certification year. Automated checks verified geography, pathway,</w:t>
-      </w:r>
-      <w:r>
-        <w:t xml:space="preserve"> </w:t>
-      </w:r>
-      <w:r>
-        <w:t xml:space="preserve">measure, and certification-year basis before any comparison, failing rather than</w:t>
-      </w:r>
-      <w:r>
-        <w:t xml:space="preserve"> </w:t>
-      </w:r>
-      <w:r>
-        <w:t xml:space="preserve">warning on mismatch.</w:t>
+        <w:t xml:space="preserve">of Obstetrics and Gynecology or the American Board of Urology and keyed on</w:t>
+      </w:r>
+      <w:r>
+        <w:t xml:space="preserve"> </w:t>
+      </w:r>
+      <w:r>
+        <w:t xml:space="preserve">subspecialty certification year. Automated checks verified geography, board</w:t>
+      </w:r>
+      <w:r>
+        <w:t xml:space="preserve"> </w:t>
+      </w:r>
+      <w:r>
+        <w:t xml:space="preserve">pathway, measure, and certification-year basis before any comparison, failing</w:t>
+      </w:r>
+      <w:r>
+        <w:t xml:space="preserve"> </w:t>
+      </w:r>
+      <w:r>
+        <w:t xml:space="preserve">rather than warning on mismatch.</w:t>
       </w:r>
     </w:p>
     <w:p>
@@ -676,37 +733,79 @@
         <w:pStyle w:val="BodyText"/>
       </w:pPr>
       <w:r>
-        <w:t xml:space="preserve">Forecasts were generated from information available through 2020 only. Ten</w:t>
-      </w:r>
-      <w:r>
-        <w:t xml:space="preserve"> </w:t>
-      </w:r>
-      <w:r>
-        <w:t xml:space="preserve">prespecified configurations varied cohort construction (derived from the observed</w:t>
-      </w:r>
-      <w:r>
-        <w:t xml:space="preserve"> </w:t>
-      </w:r>
-      <w:r>
-        <w:t xml:space="preserve">roster versus synthetically generated), entrant assumptions (an assumed 55 per</w:t>
-      </w:r>
-      <w:r>
-        <w:t xml:space="preserve"> </w:t>
-      </w:r>
-      <w:r>
-        <w:t xml:space="preserve">year versus 32.67 per year estimated from pre-cutoff data), and whether career</w:t>
-      </w:r>
-      <w:r>
-        <w:t xml:space="preserve"> </w:t>
-      </w:r>
-      <w:r>
-        <w:t xml:space="preserve">attrition was applied. Each configuration was run with 1,000 Monte Carlo</w:t>
-      </w:r>
-      <w:r>
-        <w:t xml:space="preserve"> </w:t>
-      </w:r>
-      <w:r>
-        <w:t xml:space="preserve">iterations.</w:t>
+        <w:t xml:space="preserve">This series is a cumulative certification count: the number retired is zero in</w:t>
+      </w:r>
+      <w:r>
+        <w:t xml:space="preserve"> </w:t>
+      </w:r>
+      <w:r>
+        <w:t xml:space="preserve">every year and the active count equals the ever-certified count. The workforce</w:t>
+      </w:r>
+      <w:r>
+        <w:t xml:space="preserve"> </w:t>
+      </w:r>
+      <w:r>
+        <w:t xml:space="preserve">model estimates a different quantity, the clinically active workforce, from</w:t>
+      </w:r>
+      <w:r>
+        <w:t xml:space="preserve"> </w:t>
+      </w:r>
+      <w:r>
+        <w:t xml:space="preserve">which physicians exit. Because the certification benchmark does not decrement</w:t>
+      </w:r>
+      <w:r>
+        <w:t xml:space="preserve"> </w:t>
+      </w:r>
+      <w:r>
+        <w:t xml:space="preserve">physicians after retirement, paired no-attrition configurations were used to</w:t>
+      </w:r>
+      <w:r>
+        <w:t xml:space="preserve"> </w:t>
+      </w:r>
+      <w:r>
+        <w:t xml:space="preserve">quantify the contribution of this definitional mismatch.</w:t>
+      </w:r>
+    </w:p>
+    <w:bookmarkEnd w:id="13"/>
+    <w:bookmarkStart w:id="14" w:name="model-configurations"/>
+    <w:p>
+      <w:pPr>
+        <w:pStyle w:val="Heading3"/>
+      </w:pPr>
+      <w:r>
+        <w:t xml:space="preserve">Model configurations</w:t>
+      </w:r>
+    </w:p>
+    <w:p>
+      <w:pPr>
+        <w:pStyle w:val="FirstParagraph"/>
+      </w:pPr>
+      <w:r>
+        <w:t xml:space="preserve">Four model specifications were prespecified before the 2023 result was examined,</w:t>
+      </w:r>
+      <w:r>
+        <w:t xml:space="preserve"> </w:t>
+      </w:r>
+      <w:r>
+        <w:t xml:space="preserve">varying baseline cohort construction and workforce entry. A fifth specification</w:t>
+      </w:r>
+      <w:r>
+        <w:t xml:space="preserve"> </w:t>
+      </w:r>
+      <w:r>
+        <w:t xml:space="preserve">using residency-match data was added subsequently and evaluated alongside the</w:t>
+      </w:r>
+      <w:r>
+        <w:t xml:space="preserve"> </w:t>
+      </w:r>
+      <w:r>
+        <w:t xml:space="preserve">original four rather than in place of them. Each specification was run with and</w:t>
+      </w:r>
+      <w:r>
+        <w:t xml:space="preserve"> </w:t>
+      </w:r>
+      <w:r>
+        <w:t xml:space="preserve">without attrition, yielding 10 configurations.</w:t>
       </w:r>
     </w:p>
     <w:p>
@@ -714,25 +813,59 @@
         <w:pStyle w:val="BodyText"/>
       </w:pPr>
       <w:r>
-        <w:t xml:space="preserve">Agreement was summarized three ways: percentage difference from the observed</w:t>
-      </w:r>
-      <w:r>
-        <w:t xml:space="preserve"> </w:t>
-      </w:r>
-      <w:r>
-        <w:t xml:space="preserve">count, whether the 95% Monte Carlo interval contained it, and the interval</w:t>
-      </w:r>
-      <w:r>
-        <w:t xml:space="preserve"> </w:t>
-      </w:r>
-      <w:r>
-        <w:t xml:space="preserve">score,[3,4] which charges interval width and shortfall on a single scale and is</w:t>
-      </w:r>
-      <w:r>
-        <w:t xml:space="preserve"> </w:t>
-      </w:r>
-      <w:r>
-        <w:t xml:space="preserve">therefore not improved by widening an interval to achieve containment.</w:t>
+        <w:rPr>
+          <w:i/>
+          <w:iCs/>
+        </w:rPr>
+        <w:t xml:space="preserve">Baseline cohort.</w:t>
+      </w:r>
+      <w:r>
+        <w:t xml:space="preserve"> </w:t>
+      </w:r>
+      <w:r>
+        <w:t xml:space="preserve">The derived cohort reconstructed individual physicians from</w:t>
+      </w:r>
+      <w:r>
+        <w:t xml:space="preserve"> </w:t>
+      </w:r>
+      <w:r>
+        <w:t xml:space="preserve">the observed certification counts for each certification year, preserving</w:t>
+      </w:r>
+      <w:r>
+        <w:t xml:space="preserve"> </w:t>
+      </w:r>
+      <w:r>
+        <w:t xml:space="preserve">certification-year structure, with separate age-at-certification distributions</w:t>
+      </w:r>
+      <w:r>
+        <w:t xml:space="preserve"> </w:t>
+      </w:r>
+      <w:r>
+        <w:t xml:space="preserve">for the backlog of established practitioners certified in or before the first</w:t>
+      </w:r>
+      <w:r>
+        <w:t xml:space="preserve"> </w:t>
+      </w:r>
+      <w:r>
+        <w:t xml:space="preserve">URPS certification year and for subsequent fellowship-trained cohorts. The</w:t>
+      </w:r>
+      <w:r>
+        <w:t xml:space="preserve"> </w:t>
+      </w:r>
+      <w:r>
+        <w:t xml:space="preserve">synthetic cohort matched only the aggregate headcount, drawing ages from a</w:t>
+      </w:r>
+      <w:r>
+        <w:t xml:space="preserve"> </w:t>
+      </w:r>
+      <w:r>
+        <w:t xml:space="preserve">single distribution without certification-year structure. Distributional</w:t>
+      </w:r>
+      <w:r>
+        <w:t xml:space="preserve"> </w:t>
+      </w:r>
+      <w:r>
+        <w:t xml:space="preserve">parameters are given in the Supplement.</w:t>
       </w:r>
     </w:p>
     <w:p>
@@ -740,61 +873,423 @@
         <w:pStyle w:val="BodyText"/>
       </w:pPr>
       <w:r>
-        <w:t xml:space="preserve">Because all ten configurations were scored against a single observed value, they</w:t>
-      </w:r>
-      <w:r>
-        <w:t xml:space="preserve"> </w:t>
-      </w:r>
-      <w:r>
-        <w:t xml:space="preserve">represent alternative specifications rather than independent forecast occasions.</w:t>
-      </w:r>
-      <w:r>
-        <w:t xml:space="preserve"> </w:t>
-      </w:r>
-      <w:r>
-        <w:t xml:space="preserve">Containment counts are reported as such and not as coverage rates. Interval</w:t>
-      </w:r>
-      <w:r>
-        <w:t xml:space="preserve"> </w:t>
-      </w:r>
-      <w:r>
-        <w:t xml:space="preserve">calibration requires repeated targets, which the temporal validation supplies:</w:t>
-      </w:r>
-      <w:r>
-        <w:t xml:space="preserve"> </w:t>
-      </w:r>
-      <w:r>
-        <w:t xml:space="preserve">rolling origins from 2017 to 2020, admitting a training window only when its</w:t>
-      </w:r>
-      <w:r>
-        <w:t xml:space="preserve"> </w:t>
-      </w:r>
-      <w:r>
-        <w:t xml:space="preserve">outcome was observable at that origin. For contrast we repeated the exercise</w:t>
-      </w:r>
-      <w:r>
-        <w:t xml:space="preserve"> </w:t>
-      </w:r>
-      <w:r>
-        <w:t xml:space="preserve">using leave-one-out validation, which admits windows whose outcomes were not yet</w:t>
-      </w:r>
-      <w:r>
-        <w:t xml:space="preserve"> </w:t>
-      </w:r>
-      <w:r>
-        <w:t xml:space="preserve">observable. Secondary analyses examined five cutoff-target windows and two</w:t>
-      </w:r>
-      <w:r>
-        <w:t xml:space="preserve"> </w:t>
-      </w:r>
-      <w:r>
-        <w:t xml:space="preserve">entrant definitions. Model structure, parameter sources, and reproducibility</w:t>
-      </w:r>
-      <w:r>
-        <w:t xml:space="preserve"> </w:t>
-      </w:r>
-      <w:r>
-        <w:t xml:space="preserve">details appear in the Supplement.</w:t>
+        <w:rPr>
+          <w:i/>
+          <w:iCs/>
+        </w:rPr>
+        <w:t xml:space="preserve">Workforce entry.</w:t>
+      </w:r>
+      <w:r>
+        <w:t xml:space="preserve"> </w:t>
+      </w:r>
+      <w:r>
+        <w:t xml:space="preserve">Three approaches were evaluated: the model’s shipped</w:t>
+      </w:r>
+      <w:r>
+        <w:t xml:space="preserve"> </w:t>
+      </w:r>
+      <w:r>
+        <w:t xml:space="preserve">assumption of 55 entrants per year; a rate estimated from pre-cutoff</w:t>
+      </w:r>
+      <w:r>
+        <w:t xml:space="preserve"> </w:t>
+      </w:r>
+      <w:r>
+        <w:t xml:space="preserve">certification data alone (32.67 per year); and a rate derived from National</w:t>
+      </w:r>
+      <w:r>
+        <w:t xml:space="preserve"> </w:t>
+      </w:r>
+      <w:r>
+        <w:t xml:space="preserve">Resident Matching Program fellowship match reports published on or before the</w:t>
+      </w:r>
+      <w:r>
+        <w:t xml:space="preserve"> </w:t>
+      </w:r>
+      <w:r>
+        <w:t xml:space="preserve">cutoff (49.73 per year).</w:t>
+      </w:r>
+    </w:p>
+    <w:p>
+      <w:pPr>
+        <w:pStyle w:val="BodyText"/>
+      </w:pPr>
+      <w:r>
+        <w:rPr>
+          <w:i/>
+          <w:iCs/>
+        </w:rPr>
+        <w:t xml:space="preserve">Workforce exit.</w:t>
+      </w:r>
+      <w:r>
+        <w:t xml:space="preserve"> </w:t>
+      </w:r>
+      <w:r>
+        <w:t xml:space="preserve">In the primary analysis, physicians left the clinically active</w:t>
+      </w:r>
+      <w:r>
+        <w:t xml:space="preserve"> </w:t>
+      </w:r>
+      <w:r>
+        <w:t xml:space="preserve">workforce through the age-specific retirement process available at the forecast</w:t>
+      </w:r>
+      <w:r>
+        <w:t xml:space="preserve"> </w:t>
+      </w:r>
+      <w:r>
+        <w:t xml:space="preserve">origin. Exits were absorbing. The model also implements a permanent 1.42% annual</w:t>
+      </w:r>
+      <w:r>
+        <w:t xml:space="preserve"> </w:t>
+      </w:r>
+      <w:r>
+        <w:t xml:space="preserve">career-change hazard for physicians under age 50, but that estimate was first</w:t>
+      </w:r>
+      <w:r>
+        <w:t xml:space="preserve"> </w:t>
+      </w:r>
+      <w:r>
+        <w:t xml:space="preserve">published in 2025 and was therefore omitted from the historical forecast. Its</w:t>
+      </w:r>
+      <w:r>
+        <w:t xml:space="preserve"> </w:t>
+      </w:r>
+      <w:r>
+        <w:t xml:space="preserve">omission reflects the absence of a contemporaneous estimate for that</w:t>
+      </w:r>
+      <w:r>
+        <w:t xml:space="preserve"> </w:t>
+      </w:r>
+      <w:r>
+        <w:t xml:space="preserve">parameterization rather than an assumption that no physician under 50 left the</w:t>
+      </w:r>
+      <w:r>
+        <w:t xml:space="preserve"> </w:t>
+      </w:r>
+      <w:r>
+        <w:t xml:space="preserve">specialty. The production model retains the career-change process, and the</w:t>
+      </w:r>
+      <w:r>
+        <w:t xml:space="preserve"> </w:t>
+      </w:r>
+      <w:r>
+        <w:t xml:space="preserve">Supplement reports a sensitivity analysis applying it.</w:t>
+      </w:r>
+    </w:p>
+    <w:p>
+      <w:pPr>
+        <w:pStyle w:val="BodyText"/>
+      </w:pPr>
+      <w:r>
+        <w:t xml:space="preserve">Corresponding no-attrition configurations set the retirement hazards to zero, so</w:t>
+      </w:r>
+      <w:r>
+        <w:t xml:space="preserve"> </w:t>
+      </w:r>
+      <w:r>
+        <w:t xml:space="preserve">that the identical simulation engine produced both comparisons. These</w:t>
+      </w:r>
+      <w:r>
+        <w:t xml:space="preserve"> </w:t>
+      </w:r>
+      <w:r>
+        <w:t xml:space="preserve">configurations were used only to align the modeled quantity with the cumulative</w:t>
+      </w:r>
+      <w:r>
+        <w:t xml:space="preserve"> </w:t>
+      </w:r>
+      <w:r>
+        <w:t xml:space="preserve">certification benchmark. They are diagnostic comparisons, not alternative</w:t>
+      </w:r>
+      <w:r>
+        <w:t xml:space="preserve"> </w:t>
+      </w:r>
+      <w:r>
+        <w:t xml:space="preserve">estimates of the clinically active workforce.</w:t>
+      </w:r>
+    </w:p>
+    <w:bookmarkEnd w:id="14"/>
+    <w:bookmarkStart w:id="15" w:name="simulation-and-uncertainty"/>
+    <w:p>
+      <w:pPr>
+        <w:pStyle w:val="Heading3"/>
+      </w:pPr>
+      <w:r>
+        <w:t xml:space="preserve">Simulation and uncertainty</w:t>
+      </w:r>
+    </w:p>
+    <w:p>
+      <w:pPr>
+        <w:pStyle w:val="FirstParagraph"/>
+      </w:pPr>
+      <w:r>
+        <w:t xml:space="preserve">Each configuration was simulated for 1,000 Monte Carlo iterations. The median</w:t>
+      </w:r>
+      <w:r>
+        <w:t xml:space="preserve"> </w:t>
+      </w:r>
+      <w:r>
+        <w:t xml:space="preserve">simulated headcount was the point projection, and the 2.5th and 97.5th</w:t>
+      </w:r>
+      <w:r>
+        <w:t xml:space="preserve"> </w:t>
+      </w:r>
+      <w:r>
+        <w:t xml:space="preserve">percentiles defined the 95% Monte Carlo interval.</w:t>
+      </w:r>
+    </w:p>
+    <w:p>
+      <w:pPr>
+        <w:pStyle w:val="BodyText"/>
+      </w:pPr>
+      <w:r>
+        <w:t xml:space="preserve">Entrant-rate uncertainty was estimated from pre-cutoff observations only and</w:t>
+      </w:r>
+      <w:r>
+        <w:t xml:space="preserve"> </w:t>
+      </w:r>
+      <w:r>
+        <w:t xml:space="preserve">propagated by redrawing the entrant rate within each Monte Carlo iteration. Each</w:t>
+      </w:r>
+      <w:r>
+        <w:t xml:space="preserve"> </w:t>
+      </w:r>
+      <w:r>
+        <w:t xml:space="preserve">entrant-rate distribution was centered on its corresponding prespecified entrant</w:t>
+      </w:r>
+      <w:r>
+        <w:t xml:space="preserve"> </w:t>
+      </w:r>
+      <w:r>
+        <w:t xml:space="preserve">assumption, preserving the contrasts among configurations. Retirement was</w:t>
+      </w:r>
+      <w:r>
+        <w:t xml:space="preserve"> </w:t>
+      </w:r>
+      <w:r>
+        <w:t xml:space="preserve">applied stochastically to individual physicians, but the retirement-hazard</w:t>
+      </w:r>
+      <w:r>
+        <w:t xml:space="preserve"> </w:t>
+      </w:r>
+      <w:r>
+        <w:t xml:space="preserve">coefficients were held fixed because sampling uncertainty for those parameters</w:t>
+      </w:r>
+      <w:r>
+        <w:t xml:space="preserve"> </w:t>
+      </w:r>
+      <w:r>
+        <w:t xml:space="preserve">was not available from their source data.</w:t>
+      </w:r>
+    </w:p>
+    <w:bookmarkEnd w:id="15"/>
+    <w:bookmarkStart w:id="16" w:name="measures-of-agreement"/>
+    <w:p>
+      <w:pPr>
+        <w:pStyle w:val="Heading3"/>
+      </w:pPr>
+      <w:r>
+        <w:t xml:space="preserve">Measures of agreement</w:t>
+      </w:r>
+    </w:p>
+    <w:p>
+      <w:pPr>
+        <w:pStyle w:val="FirstParagraph"/>
+      </w:pPr>
+      <w:r>
+        <w:t xml:space="preserve">Agreement was evaluated three ways. Percentage difference was calculated as</w:t>
+      </w:r>
+      <w:r>
+        <w:t xml:space="preserve"> </w:t>
+      </w:r>
+      <w:r>
+        <w:t xml:space="preserve">100 x (projected median − observed count) / observed count. Containment recorded</w:t>
+      </w:r>
+      <w:r>
+        <w:t xml:space="preserve"> </w:t>
+      </w:r>
+      <w:r>
+        <w:t xml:space="preserve">whether the observed value fell within the 95% Monte Carlo interval. The</w:t>
+      </w:r>
+      <w:r>
+        <w:t xml:space="preserve"> </w:t>
+      </w:r>
+      <w:r>
+        <w:t xml:space="preserve">interval score, a proper scoring rule, penalizes both interval width and</w:t>
+      </w:r>
+      <w:r>
+        <w:t xml:space="preserve"> </w:t>
+      </w:r>
+      <w:r>
+        <w:t xml:space="preserve">observations falling outside the interval, so that improved containment obtained</w:t>
+      </w:r>
+      <w:r>
+        <w:t xml:space="preserve"> </w:t>
+      </w:r>
+      <w:r>
+        <w:t xml:space="preserve">through wider intervals incurs an explicit loss of sharpness.</w:t>
+      </w:r>
+    </w:p>
+    <w:p>
+      <w:pPr>
+        <w:pStyle w:val="BodyText"/>
+      </w:pPr>
+      <w:r>
+        <w:t xml:space="preserve">The ten configurations were alternative specifications evaluated against the</w:t>
+      </w:r>
+      <w:r>
+        <w:t xml:space="preserve"> </w:t>
+      </w:r>
+      <w:r>
+        <w:t xml:space="preserve">same single 2023 observation and therefore did not constitute ten independent</w:t>
+      </w:r>
+      <w:r>
+        <w:t xml:space="preserve"> </w:t>
+      </w:r>
+      <w:r>
+        <w:t xml:space="preserve">forecast occasions. The number of intervals containing the observed count is</w:t>
+      </w:r>
+      <w:r>
+        <w:t xml:space="preserve"> </w:t>
+      </w:r>
+      <w:r>
+        <w:t xml:space="preserve">reported as a containment count rather than as an empirical coverage rate.</w:t>
+      </w:r>
+    </w:p>
+    <w:bookmarkEnd w:id="16"/>
+    <w:bookmarkStart w:id="17" w:name="temporal-and-sensitivity-analyses"/>
+    <w:p>
+      <w:pPr>
+        <w:pStyle w:val="Heading3"/>
+      </w:pPr>
+      <w:r>
+        <w:t xml:space="preserve">Temporal and sensitivity analyses</w:t>
+      </w:r>
+    </w:p>
+    <w:p>
+      <w:pPr>
+        <w:pStyle w:val="FirstParagraph"/>
+      </w:pPr>
+      <w:r>
+        <w:t xml:space="preserve">To evaluate performance across repeated out-of-time forecast occasions, we</w:t>
+      </w:r>
+      <w:r>
+        <w:t xml:space="preserve"> </w:t>
+      </w:r>
+      <w:r>
+        <w:t xml:space="preserve">performed rolling-origin validation using origins from 2017 through 2020, each</w:t>
+      </w:r>
+      <w:r>
+        <w:t xml:space="preserve"> </w:t>
+      </w:r>
+      <w:r>
+        <w:t xml:space="preserve">with a three-year target horizon, producing four comparisons. At each origin,</w:t>
+      </w:r>
+      <w:r>
+        <w:t xml:space="preserve"> </w:t>
+      </w:r>
+      <w:r>
+        <w:t xml:space="preserve">model fitting was restricted to observations whose outcomes would have been</w:t>
+      </w:r>
+      <w:r>
+        <w:t xml:space="preserve"> </w:t>
+      </w:r>
+      <w:r>
+        <w:t xml:space="preserve">observable at that time.</w:t>
+      </w:r>
+    </w:p>
+    <w:p>
+      <w:pPr>
+        <w:pStyle w:val="BodyText"/>
+      </w:pPr>
+      <w:r>
+        <w:t xml:space="preserve">We contrasted this with leave-one-out validation, which permits training</w:t>
+      </w:r>
+      <w:r>
+        <w:t xml:space="preserve"> </w:t>
+      </w:r>
+      <w:r>
+        <w:t xml:space="preserve">observations whose outcomes occur after the forecast origin, to quantify the</w:t>
+      </w:r>
+      <w:r>
+        <w:t xml:space="preserve"> </w:t>
+      </w:r>
+      <w:r>
+        <w:t xml:space="preserve">effect of future-information leakage on apparent agreement and interval width.</w:t>
+      </w:r>
+      <w:r>
+        <w:t xml:space="preserve"> </w:t>
+      </w:r>
+      <w:r>
+        <w:t xml:space="preserve">Additional sensitivity analyses evaluated five historical cutoff-target windows,</w:t>
+      </w:r>
+      <w:r>
+        <w:t xml:space="preserve"> </w:t>
+      </w:r>
+      <w:r>
+        <w:t xml:space="preserve">the alternative certification-based and match-based definitions of workforce</w:t>
+      </w:r>
+      <w:r>
+        <w:t xml:space="preserve"> </w:t>
+      </w:r>
+      <w:r>
+        <w:t xml:space="preserve">entry, and the effect of applying the post-cutoff career-change hazard.</w:t>
+      </w:r>
+    </w:p>
+    <w:p>
+      <w:pPr>
+        <w:pStyle w:val="BodyText"/>
+      </w:pPr>
+      <w:r>
+        <w:t xml:space="preserve">Model structure, parameter sources and their availability dates, complete</w:t>
+      </w:r>
+      <w:r>
+        <w:t xml:space="preserve"> </w:t>
+      </w:r>
+      <w:r>
+        <w:t xml:space="preserve">configuration results, and reproducibility procedures are provided in the</w:t>
+      </w:r>
+      <w:r>
+        <w:t xml:space="preserve"> </w:t>
+      </w:r>
+      <w:r>
+        <w:t xml:space="preserve">Supplement.</w:t>
+      </w:r>
+    </w:p>
+    <w:bookmarkEnd w:id="17"/>
+    <w:bookmarkStart w:id="18" w:name="institutional-review"/>
+    <w:p>
+      <w:pPr>
+        <w:pStyle w:val="Heading3"/>
+      </w:pPr>
+      <w:r>
+        <w:t xml:space="preserve">Institutional review</w:t>
+      </w:r>
+    </w:p>
+    <w:p>
+      <w:pPr>
+        <w:pStyle w:val="FirstParagraph"/>
+      </w:pPr>
+      <w:r>
+        <w:t xml:space="preserve">[Insert institutional determination regarding whether this analysis of</w:t>
+      </w:r>
+      <w:r>
+        <w:t xml:space="preserve"> </w:t>
+      </w:r>
+      <w:r>
+        <w:t xml:space="preserve">aggregate certification counts and physician roster data constituted</w:t>
+      </w:r>
+      <w:r>
+        <w:t xml:space="preserve"> </w:t>
+      </w:r>
+      <w:r>
+        <w:t xml:space="preserve">human-subjects research, including protocol or determination number if</w:t>
+      </w:r>
+      <w:r>
+        <w:t xml:space="preserve"> </w:t>
+      </w:r>
+      <w:r>
+        <w:t xml:space="preserve">applicable.]</w:t>
       </w:r>
     </w:p>
     <w:p>
@@ -804,8 +1299,9 @@
         </w:pict>
       </w:r>
     </w:p>
-    <w:bookmarkEnd w:id="12"/>
-    <w:bookmarkStart w:id="13" w:name="results"/>
+    <w:bookmarkEnd w:id="18"/>
+    <w:bookmarkEnd w:id="19"/>
+    <w:bookmarkStart w:id="20" w:name="results"/>
     <w:p>
       <w:pPr>
         <w:pStyle w:val="Heading2"/>
@@ -835,13 +1331,13 @@
         <w:t xml:space="preserve"> </w:t>
       </w:r>
       <w:r>
-        <w:t xml:space="preserve">difference from the observed 2023 certification count was −9.0%, ranging from</w:t>
-      </w:r>
-      <w:r>
-        <w:t xml:space="preserve"> </w:t>
-      </w:r>
-      <w:r>
-        <w:t xml:space="preserve">−3.14% to −17.61%. All configurations fell below the target. Two contained the</w:t>
+        <w:t xml:space="preserve">difference from the observed 2023 certification count was −8.3%, ranging from</w:t>
+      </w:r>
+      <w:r>
+        <w:t xml:space="preserve"> </w:t>
+      </w:r>
+      <w:r>
+        <w:t xml:space="preserve">−3.14% to −16.23%. All configurations fell below the target. Two contained the</w:t>
       </w:r>
       <w:r>
         <w:t xml:space="preserve"> </w:t>
@@ -877,55 +1373,67 @@
         <w:t xml:space="preserve"> </w:t>
       </w:r>
       <w:r>
-        <w:t xml:space="preserve">configuration differed from the observed count by 127 providers (−9.7%). Table 1</w:t>
-      </w:r>
-      <w:r>
-        <w:t xml:space="preserve"> </w:t>
-      </w:r>
-      <w:r>
-        <w:t xml:space="preserve">decomposes that difference. Sixty-eight percent came from applying career</w:t>
-      </w:r>
-      <w:r>
-        <w:t xml:space="preserve"> </w:t>
-      </w:r>
-      <w:r>
-        <w:t xml:space="preserve">attrition to a cumulative certification count, a series in which the number</w:t>
-      </w:r>
-      <w:r>
-        <w:t xml:space="preserve"> </w:t>
-      </w:r>
-      <w:r>
-        <w:t xml:space="preserve">retired is zero in every year and the active count equals the ever-certified</w:t>
-      </w:r>
-      <w:r>
-        <w:t xml:space="preserve"> </w:t>
-      </w:r>
-      <w:r>
-        <w:t xml:space="preserve">count. A further 32% reflected faster-than-assumed entry, with realized net entry</w:t>
-      </w:r>
-      <w:r>
-        <w:t xml:space="preserve"> </w:t>
-      </w:r>
-      <w:r>
-        <w:t xml:space="preserve">of approximately 69 per year against pre-cutoff assumptions of 32.67 to 55.</w:t>
-      </w:r>
-      <w:r>
-        <w:t xml:space="preserve"> </w:t>
-      </w:r>
-      <w:r>
-        <w:t xml:space="preserve">Assumptions about physician behavior accounted for essentially none of the</w:t>
-      </w:r>
-      <w:r>
-        <w:t xml:space="preserve"> </w:t>
-      </w:r>
-      <w:r>
-        <w:t xml:space="preserve">difference. Aligning definitions moved every paired configuration by</w:t>
-      </w:r>
-      <w:r>
-        <w:t xml:space="preserve"> </w:t>
-      </w:r>
-      <w:r>
-        <w:t xml:space="preserve">approximately six percentage points.</w:t>
+        <w:t xml:space="preserve">configuration differed from the observed count by 99 providers (−7.6%). Table 1</w:t>
+      </w:r>
+      <w:r>
+        <w:t xml:space="preserve"> </w:t>
+      </w:r>
+      <w:r>
+        <w:t xml:space="preserve">decomposes that difference. Fifty-nine percent came from applying retirement to a</w:t>
+      </w:r>
+      <w:r>
+        <w:t xml:space="preserve"> </w:t>
+      </w:r>
+      <w:r>
+        <w:t xml:space="preserve">cumulative certification count, a series in which the number retired is zero in</w:t>
+      </w:r>
+      <w:r>
+        <w:t xml:space="preserve"> </w:t>
+      </w:r>
+      <w:r>
+        <w:t xml:space="preserve">every year and the active count equals the ever-certified count. A further 41%</w:t>
+      </w:r>
+      <w:r>
+        <w:t xml:space="preserve"> </w:t>
+      </w:r>
+      <w:r>
+        <w:t xml:space="preserve">reflected faster-than-assumed entry, with realized net entry of approximately 69</w:t>
+      </w:r>
+      <w:r>
+        <w:t xml:space="preserve"> </w:t>
+      </w:r>
+      <w:r>
+        <w:t xml:space="preserve">per year against pre-cutoff assumptions of 32.67 to 55. Assumptions about</w:t>
+      </w:r>
+      <w:r>
+        <w:t xml:space="preserve"> </w:t>
+      </w:r>
+      <w:r>
+        <w:t xml:space="preserve">physician behavior accounted for essentially none of the difference. Aligning</w:t>
+      </w:r>
+      <w:r>
+        <w:t xml:space="preserve"> </w:t>
+      </w:r>
+      <w:r>
+        <w:t xml:space="preserve">definitions moved every paired configuration by four to eight percentage points.</w:t>
+      </w:r>
+      <w:r>
+        <w:t xml:space="preserve"> </w:t>
+      </w:r>
+      <w:r>
+        <w:t xml:space="preserve">Applying the post-cutoff career-change hazard, reported in the Supplement as a</w:t>
+      </w:r>
+      <w:r>
+        <w:t xml:space="preserve"> </w:t>
+      </w:r>
+      <w:r>
+        <w:t xml:space="preserve">sensitivity analysis, widened the total discrepancy to 127 providers and raised</w:t>
+      </w:r>
+      <w:r>
+        <w:t xml:space="preserve"> </w:t>
+      </w:r>
+      <w:r>
+        <w:t xml:space="preserve">the definitional share to 68% without altering any conclusion.</w:t>
       </w:r>
     </w:p>
     <w:p>
@@ -937,21 +1445,22 @@
           <w:b/>
           <w:bCs/>
         </w:rPr>
-        <w:t xml:space="preserve">Table 1. Decomposition of the 127-provider discrepancy</w:t>
+        <w:t xml:space="preserve">Table 1. Decomposition of the 99-provider discrepancy</w:t>
       </w:r>
     </w:p>
     <w:tbl>
       <w:tblPr>
         <w:tblStyle w:val="Table"/>
-        <w:tblW w:type="auto" w:w="0"/>
+        <w:tblW w:type="pct" w:w="5000"/>
+        <w:tblLayout w:type="fixed"/>
         <w:tblLook w:firstRow="1" w:lastRow="0" w:firstColumn="0" w:lastColumn="0" w:noHBand="0" w:noVBand="0" w:val="0020"/>
       </w:tblPr>
       <w:tblGrid>
-        <w:gridCol w:w="1584"/>
-        <w:gridCol w:w="1584"/>
-        <w:gridCol w:w="1584"/>
-        <w:gridCol w:w="1584"/>
-        <w:gridCol w:w="1584"/>
+        <w:gridCol w:w="1250"/>
+        <w:gridCol w:w="1667"/>
+        <w:gridCol w:w="1667"/>
+        <w:gridCol w:w="1667"/>
+        <w:gridCol w:w="1667"/>
       </w:tblGrid>
       <w:tr>
         <w:trPr>
@@ -1025,7 +1534,7 @@
               <w:pStyle w:val="Compact"/>
             </w:pPr>
             <w:r>
-              <w:t xml:space="preserve">Shipped forecast (attrition applied, 55 entrants/yr)</w:t>
+              <w:t xml:space="preserve">Shipped forecast (retirement applied, 55 entrants/yr)</w:t>
             </w:r>
           </w:p>
         </w:tc>
@@ -1037,7 +1546,7 @@
               <w:jc w:val="right"/>
             </w:pPr>
             <w:r>
-              <w:t xml:space="preserve">1,179</w:t>
+              <w:t xml:space="preserve">1,207</w:t>
             </w:r>
           </w:p>
         </w:tc>
@@ -1110,7 +1619,7 @@
               <w:jc w:val="right"/>
             </w:pPr>
             <w:r>
-              <w:t xml:space="preserve">+86</w:t>
+              <w:t xml:space="preserve">+58</w:t>
             </w:r>
           </w:p>
         </w:tc>
@@ -1122,7 +1631,7 @@
               <w:jc w:val="right"/>
             </w:pPr>
             <w:r>
-              <w:t xml:space="preserve">68%</w:t>
+              <w:t xml:space="preserve">59%</w:t>
             </w:r>
           </w:p>
         </w:tc>
@@ -1134,7 +1643,7 @@
               <w:jc w:val="right"/>
             </w:pPr>
             <w:r>
-              <w:t xml:space="preserve">+28.7</w:t>
+              <w:t xml:space="preserve">+19.3</w:t>
             </w:r>
           </w:p>
         </w:tc>
@@ -1183,7 +1692,7 @@
               <w:jc w:val="right"/>
             </w:pPr>
             <w:r>
-              <w:t xml:space="preserve">32%</w:t>
+              <w:t xml:space="preserve">41%</w:t>
             </w:r>
           </w:p>
         </w:tc>
@@ -1222,13 +1731,19 @@
         <w:t xml:space="preserve"> </w:t>
       </w:r>
       <w:r>
-        <w:t xml:space="preserve">forecasts scored over 2021 to 2023. Containment ranked them in exactly the</w:t>
-      </w:r>
-      <w:r>
-        <w:t xml:space="preserve"> </w:t>
-      </w:r>
-      <w:r>
-        <w:t xml:space="preserve">reverse order of the interval score. The rolling-origin forecast contained the</w:t>
+        <w:t xml:space="preserve">forecasts scored over 2021 to 2023. The forecast with the highest containment had</w:t>
+      </w:r>
+      <w:r>
+        <w:t xml:space="preserve"> </w:t>
+      </w:r>
+      <w:r>
+        <w:t xml:space="preserve">the worst interval score, and the forecast with the best interval score did not</w:t>
+      </w:r>
+      <w:r>
+        <w:t xml:space="preserve"> </w:t>
+      </w:r>
+      <w:r>
+        <w:t xml:space="preserve">have the highest containment. The rolling-origin forecast contained the</w:t>
       </w:r>
       <w:r>
         <w:t xml:space="preserve"> </w:t>
@@ -1270,15 +1785,16 @@
     <w:tbl>
       <w:tblPr>
         <w:tblStyle w:val="Table"/>
-        <w:tblW w:type="auto" w:w="0"/>
+        <w:tblW w:type="pct" w:w="5000"/>
+        <w:tblLayout w:type="fixed"/>
         <w:tblLook w:firstRow="1" w:lastRow="0" w:firstColumn="0" w:lastColumn="0" w:noHBand="0" w:noVBand="0" w:val="0020"/>
       </w:tblPr>
       <w:tblGrid>
-        <w:gridCol w:w="1584"/>
-        <w:gridCol w:w="1584"/>
-        <w:gridCol w:w="1584"/>
-        <w:gridCol w:w="1584"/>
-        <w:gridCol w:w="1584"/>
+        <w:gridCol w:w="1250"/>
+        <w:gridCol w:w="1667"/>
+        <w:gridCol w:w="1667"/>
+        <w:gridCol w:w="1667"/>
+        <w:gridCol w:w="1667"/>
       </w:tblGrid>
       <w:tr>
         <w:trPr>
@@ -1449,7 +1965,7 @@
               <w:jc w:val="right"/>
             </w:pPr>
             <w:r>
-              <w:t xml:space="preserve">92.0</w:t>
+              <w:t xml:space="preserve">87.0</w:t>
             </w:r>
           </w:p>
         </w:tc>
@@ -1461,7 +1977,7 @@
               <w:jc w:val="right"/>
             </w:pPr>
             <w:r>
-              <w:t xml:space="preserve">1,732.0</w:t>
+              <w:t xml:space="preserve">1,086.4</w:t>
             </w:r>
           </w:p>
         </w:tc>
@@ -1663,13 +2179,13 @@
         <w:t xml:space="preserve"> </w:t>
       </w:r>
       <w:r>
-        <w:t xml:space="preserve">throughout (absolute difference 2.5% to 7.2%) than the certification-based one</w:t>
-      </w:r>
-      <w:r>
-        <w:t xml:space="preserve"> </w:t>
-      </w:r>
-      <w:r>
-        <w:t xml:space="preserve">(1.9% to 17.6%).</w:t>
+        <w:t xml:space="preserve">in every window (absolute difference 0.2% to 4.4%) than the certification-based</w:t>
+      </w:r>
+      <w:r>
+        <w:t xml:space="preserve"> </w:t>
+      </w:r>
+      <w:r>
+        <w:t xml:space="preserve">one (1.9% to 17.6%).</w:t>
       </w:r>
     </w:p>
     <w:p>
@@ -1679,8 +2195,8 @@
         </w:pict>
       </w:r>
     </w:p>
-    <w:bookmarkEnd w:id="13"/>
-    <w:bookmarkStart w:id="15" w:name="discussion"/>
+    <w:bookmarkEnd w:id="20"/>
+    <w:bookmarkStart w:id="22" w:name="discussion"/>
     <w:p>
       <w:pPr>
         <w:pStyle w:val="Heading2"/>
@@ -1812,13 +2328,13 @@
         <w:t xml:space="preserve"> </w:t>
       </w:r>
       <w:r>
-        <w:t xml:space="preserve">the observed value, the summary most workforce studies report, ranked the three</w:t>
-      </w:r>
-      <w:r>
-        <w:t xml:space="preserve"> </w:t>
-      </w:r>
-      <w:r>
-        <w:t xml:space="preserve">candidate forecasts in reverse order of the interval score. A sufficiently wide</w:t>
+        <w:t xml:space="preserve">the observed value, the summary most workforce studies report, ranked highest the</w:t>
+      </w:r>
+      <w:r>
+        <w:t xml:space="preserve"> </w:t>
+      </w:r>
+      <w:r>
+        <w:t xml:space="preserve">forecast the interval score ranked last. A sufficiently wide</w:t>
       </w:r>
       <w:r>
         <w:t xml:space="preserve"> </w:t>
@@ -1993,7 +2509,7 @@
         <w:t xml:space="preserve">signature a definitional mismatch produces.</w:t>
       </w:r>
     </w:p>
-    <w:bookmarkStart w:id="14" w:name="limitations"/>
+    <w:bookmarkStart w:id="21" w:name="limitations"/>
     <w:p>
       <w:pPr>
         <w:pStyle w:val="Heading3"/>
@@ -2133,9 +2649,9 @@
         </w:pict>
       </w:r>
     </w:p>
-    <w:bookmarkEnd w:id="14"/>
-    <w:bookmarkEnd w:id="15"/>
-    <w:bookmarkStart w:id="16" w:name="references"/>
+    <w:bookmarkEnd w:id="21"/>
+    <w:bookmarkEnd w:id="22"/>
+    <w:bookmarkStart w:id="23" w:name="references"/>
     <w:p>
       <w:pPr>
         <w:pStyle w:val="Heading2"/>
@@ -2153,7 +2669,7 @@
         </w:numPr>
       </w:pPr>
       <w:r>
-        <w:t xml:space="preserve">Lee JT, Crettenden I, Tran M, et al. Methods for health workforce projection</w:t>
+        <w:t xml:space="preserve">Lee JT, Crettenden I, Tran M, et al. Methods for health workforce projection</w:t>
       </w:r>
       <w:r>
         <w:t xml:space="preserve"> </w:t>
@@ -2268,8 +2784,8 @@
         <w:t xml:space="preserve">. 2021;17:e1008618.</w:t>
       </w:r>
     </w:p>
-    <w:bookmarkEnd w:id="16"/>
-    <w:bookmarkEnd w:id="17"/>
+    <w:bookmarkEnd w:id="23"/>
+    <w:bookmarkEnd w:id="24"/>
     <w:sectPr>
       <w:footnotePr>
         <w:numRestart w:val="eachSect"/>

--- a/docs/submission/MANUSCRIPT.docx
+++ b/docs/submission/MANUSCRIPT.docx
@@ -475,31 +475,31 @@
         <w:t xml:space="preserve"> </w:t>
       </w:r>
       <w:r>
-        <w:t xml:space="preserve">Workforce projections may influence fellowship training, geographic access to</w:t>
-      </w:r>
-      <w:r>
-        <w:t xml:space="preserve"> </w:t>
-      </w:r>
-      <w:r>
-        <w:t xml:space="preserve">pelvic-floor care, and planning for future clinical capacity. Yet these</w:t>
-      </w:r>
-      <w:r>
-        <w:t xml:space="preserve"> </w:t>
-      </w:r>
-      <w:r>
-        <w:t xml:space="preserve">projections are rarely tested against what subsequently occurs, and historical</w:t>
-      </w:r>
-      <w:r>
-        <w:t xml:space="preserve"> </w:t>
-      </w:r>
-      <w:r>
-        <w:t xml:space="preserve">validation is only meaningful when the quantity predicted by the model is</w:t>
-      </w:r>
-      <w:r>
-        <w:t xml:space="preserve"> </w:t>
-      </w:r>
-      <w:r>
-        <w:t xml:space="preserve">equivalent to the quantity used as the validation target.</w:t>
+        <w:t xml:space="preserve">Symptomatic pelvic floor disorders affect approximately one in four adult U.S.</w:t>
+      </w:r>
+      <w:r>
+        <w:t xml:space="preserve"> </w:t>
+      </w:r>
+      <w:r>
+        <w:t xml:space="preserve">women, and prevalence rises steeply with age.[1] Workforce projections may</w:t>
+      </w:r>
+      <w:r>
+        <w:t xml:space="preserve"> </w:t>
+      </w:r>
+      <w:r>
+        <w:t xml:space="preserve">influence fellowship training, geographic access to pelvic-floor care, and</w:t>
+      </w:r>
+      <w:r>
+        <w:t xml:space="preserve"> </w:t>
+      </w:r>
+      <w:r>
+        <w:t xml:space="preserve">planning for future clinical capacity. Yet these projections are rarely tested</w:t>
+      </w:r>
+      <w:r>
+        <w:t xml:space="preserve"> </w:t>
+      </w:r>
+      <w:r>
+        <w:t xml:space="preserve">against what subsequently occurs.</w:t>
       </w:r>
     </w:p>
     <w:p>
@@ -525,7 +525,7 @@
         <w:t xml:space="preserve"> </w:t>
       </w:r>
       <w:r>
-        <w:t xml:space="preserve">validity and transparent reporting as the field’s principal weaknesses.[1] Where</w:t>
+        <w:t xml:space="preserve">validity and transparent reporting as the field’s principal weaknesses.[2] Where</w:t>
       </w:r>
       <w:r>
         <w:t xml:space="preserve"> </w:t>
@@ -537,19 +537,25 @@
         <w:t xml:space="preserve"> </w:t>
       </w:r>
       <w:r>
-        <w:t xml:space="preserve">totals. A backtest of Dutch general-practitioner projections for target years</w:t>
-      </w:r>
-      <w:r>
-        <w:t xml:space="preserve"> </w:t>
-      </w:r>
-      <w:r>
-        <w:t xml:space="preserve">1998 to 2011 reported mean absolute percentage errors of 1.9% to 14.9% and</w:t>
-      </w:r>
-      <w:r>
-        <w:t xml:space="preserve"> </w:t>
-      </w:r>
-      <w:r>
-        <w:t xml:space="preserve">attributed the error to bias rather than variance.[2]</w:t>
+        <w:t xml:space="preserve">totals. A historical comparison of Dutch</w:t>
+      </w:r>
+      <w:r>
+        <w:t xml:space="preserve"> </w:t>
+      </w:r>
+      <w:r>
+        <w:t xml:space="preserve">general-practitioner projections for target years 1998 to 2011 reported mean</w:t>
+      </w:r>
+      <w:r>
+        <w:t xml:space="preserve"> </w:t>
+      </w:r>
+      <w:r>
+        <w:t xml:space="preserve">absolute percentage errors of 1.9% to 14.9% and attributed the error to bias</w:t>
+      </w:r>
+      <w:r>
+        <w:t xml:space="preserve"> </w:t>
+      </w:r>
+      <w:r>
+        <w:t xml:space="preserve">rather than variance.[3]</w:t>
       </w:r>
     </w:p>
     <w:p>
@@ -601,25 +607,49 @@
         <w:pStyle w:val="BodyText"/>
       </w:pPr>
       <w:r>
-        <w:t xml:space="preserve">We built a national microsimulation of the URPS workforce and asked whether it</w:t>
-      </w:r>
-      <w:r>
-        <w:t xml:space="preserve"> </w:t>
-      </w:r>
-      <w:r>
-        <w:t xml:space="preserve">reproduces the observed number of board-certified urogynecologists when the</w:t>
-      </w:r>
-      <w:r>
-        <w:t xml:space="preserve"> </w:t>
-      </w:r>
-      <w:r>
-        <w:t xml:space="preserve">forecast is made from historical data alone. It does not, and the reasons matter</w:t>
-      </w:r>
-      <w:r>
-        <w:t xml:space="preserve"> </w:t>
-      </w:r>
-      <w:r>
-        <w:t xml:space="preserve">more than the difference itself.</w:t>
+        <w:t xml:space="preserve">We built a national microsimulation of the urogynecology and reconstructive</w:t>
+      </w:r>
+      <w:r>
+        <w:t xml:space="preserve"> </w:t>
+      </w:r>
+      <w:r>
+        <w:t xml:space="preserve">pelvic surgery (URPS) workforce and asked whether it reproduces the observed</w:t>
+      </w:r>
+      <w:r>
+        <w:t xml:space="preserve"> </w:t>
+      </w:r>
+      <w:r>
+        <w:t xml:space="preserve">number of board-certified urogynecologists when the forecast is made from</w:t>
+      </w:r>
+      <w:r>
+        <w:t xml:space="preserve"> </w:t>
+      </w:r>
+      <w:r>
+        <w:t xml:space="preserve">historical data alone. It does not, and the reasons matter more than the</w:t>
+      </w:r>
+      <w:r>
+        <w:t xml:space="preserve"> </w:t>
+      </w:r>
+      <w:r>
+        <w:t xml:space="preserve">difference itself. Our objective was to determine how much of the disagreement</w:t>
+      </w:r>
+      <w:r>
+        <w:t xml:space="preserve"> </w:t>
+      </w:r>
+      <w:r>
+        <w:t xml:space="preserve">is attributable to the definitions of the projected and observed workforces</w:t>
+      </w:r>
+      <w:r>
+        <w:t xml:space="preserve"> </w:t>
+      </w:r>
+      <w:r>
+        <w:t xml:space="preserve">rather than to assumptions about physician behavior, and whether conventional</w:t>
+      </w:r>
+      <w:r>
+        <w:t xml:space="preserve"> </w:t>
+      </w:r>
+      <w:r>
+        <w:t xml:space="preserve">validation summaries distinguish the two.</w:t>
       </w:r>
     </w:p>
     <w:p>
@@ -1115,7 +1145,7 @@
         <w:t xml:space="preserve"> </w:t>
       </w:r>
       <w:r>
-        <w:t xml:space="preserve">interval score, a proper scoring rule, penalizes both interval width and</w:t>
+        <w:t xml:space="preserve">interval score, a proper scoring rule,[4] penalizes both interval width and</w:t>
       </w:r>
       <w:r>
         <w:t xml:space="preserve"> </w:t>
@@ -2346,7 +2376,13 @@
         <w:t xml:space="preserve"> </w:t>
       </w:r>
       <w:r>
-        <w:t xml:space="preserve">exactly that. Apparent agreement also depends on how validation is designed:</w:t>
+        <w:t xml:space="preserve">exactly that; proper scores were developed for forecast evaluation precisely</w:t>
+      </w:r>
+      <w:r>
+        <w:t xml:space="preserve"> </w:t>
+      </w:r>
+      <w:r>
+        <w:t xml:space="preserve">because coverage can be bought with width.[5] Apparent agreement also depends on how validation is designed:</w:t>
       </w:r>
       <w:r>
         <w:t xml:space="preserve"> </w:t>
@@ -2476,7 +2512,7 @@
         <w:t xml:space="preserve"> </w:t>
       </w:r>
       <w:r>
-        <w:t xml:space="preserve">under-predict. Because validation is uncommon in this literature,[1] an error</w:t>
+        <w:t xml:space="preserve">under-predict. Because validation is uncommon in this literature,[2] an error</w:t>
       </w:r>
       <w:r>
         <w:t xml:space="preserve"> </w:t>
@@ -2494,7 +2530,7 @@
         <w:t xml:space="preserve"> </w:t>
       </w:r>
       <w:r>
-        <w:t xml:space="preserve">backtest attributed its error to bias rather than variance[2] without examining</w:t>
+        <w:t xml:space="preserve">backtest attributed its error to bias rather than variance[3] without examining</w:t>
       </w:r>
       <w:r>
         <w:t xml:space="preserve"> </w:t>
@@ -2658,6 +2694,37 @@
       </w:pPr>
       <w:r>
         <w:t xml:space="preserve">References</w:t>
+      </w:r>
+    </w:p>
+    <w:p>
+      <w:pPr>
+        <w:pStyle w:val="Compact"/>
+        <w:numPr>
+          <w:ilvl w:val="0"/>
+          <w:numId w:val="1001"/>
+        </w:numPr>
+      </w:pPr>
+      <w:r>
+        <w:t xml:space="preserve">Nygaard I, Barber MD, Burgio KL, et al. Prevalence of symptomatic pelvic</w:t>
+      </w:r>
+      <w:r>
+        <w:t xml:space="preserve"> </w:t>
+      </w:r>
+      <w:r>
+        <w:t xml:space="preserve">floor disorders in US women.</w:t>
+      </w:r>
+      <w:r>
+        <w:t xml:space="preserve"> </w:t>
+      </w:r>
+      <w:r>
+        <w:rPr>
+          <w:i/>
+          <w:iCs/>
+        </w:rPr>
+        <w:t xml:space="preserve">JAMA</w:t>
+      </w:r>
+      <w:r>
+        <w:t xml:space="preserve">. 2008;300:1311-1316.</w:t>
       </w:r>
     </w:p>
     <w:p>

--- a/docs/submission/MANUSCRIPT.docx
+++ b/docs/submission/MANUSCRIPT.docx
@@ -2358,49 +2358,49 @@
         <w:t xml:space="preserve"> </w:t>
       </w:r>
       <w:r>
-        <w:t xml:space="preserve">the observed value, the summary most workforce studies report, ranked highest the</w:t>
-      </w:r>
-      <w:r>
-        <w:t xml:space="preserve"> </w:t>
-      </w:r>
-      <w:r>
-        <w:t xml:space="preserve">forecast the interval score ranked last. A sufficiently wide</w:t>
-      </w:r>
-      <w:r>
-        <w:t xml:space="preserve"> </w:t>
-      </w:r>
-      <w:r>
-        <w:t xml:space="preserve">interval contains almost anything, and reporting containment alone rewards</w:t>
-      </w:r>
-      <w:r>
-        <w:t xml:space="preserve"> </w:t>
-      </w:r>
-      <w:r>
-        <w:t xml:space="preserve">exactly that; proper scores were developed for forecast evaluation precisely</w:t>
-      </w:r>
-      <w:r>
-        <w:t xml:space="preserve"> </w:t>
-      </w:r>
-      <w:r>
-        <w:t xml:space="preserve">because coverage can be bought with width.[5] Apparent agreement also depends on how validation is designed:</w:t>
-      </w:r>
-      <w:r>
-        <w:t xml:space="preserve"> </w:t>
-      </w:r>
-      <w:r>
-        <w:t xml:space="preserve">admitting information unavailable at the forecast origin improved apparent</w:t>
-      </w:r>
-      <w:r>
-        <w:t xml:space="preserve"> </w:t>
-      </w:r>
-      <w:r>
-        <w:t xml:space="preserve">accuracy 2.7-fold without changing the model, and the direction of the difference</w:t>
-      </w:r>
-      <w:r>
-        <w:t xml:space="preserve"> </w:t>
-      </w:r>
-      <w:r>
-        <w:t xml:space="preserve">reversed with the choice of historical window. Any single cutoff-target</w:t>
+        <w:t xml:space="preserve">the observed value, the summary most workforce studies report, ranked highest</w:t>
+      </w:r>
+      <w:r>
+        <w:t xml:space="preserve"> </w:t>
+      </w:r>
+      <w:r>
+        <w:t xml:space="preserve">the forecast that the interval score ranked last. A sufficiently wide interval</w:t>
+      </w:r>
+      <w:r>
+        <w:t xml:space="preserve"> </w:t>
+      </w:r>
+      <w:r>
+        <w:t xml:space="preserve">contains almost anything, and reporting containment alone rewards exactly that;</w:t>
+      </w:r>
+      <w:r>
+        <w:t xml:space="preserve"> </w:t>
+      </w:r>
+      <w:r>
+        <w:t xml:space="preserve">proper scores were developed for forecast evaluation precisely because coverage</w:t>
+      </w:r>
+      <w:r>
+        <w:t xml:space="preserve"> </w:t>
+      </w:r>
+      <w:r>
+        <w:t xml:space="preserve">can be bought with width.[5] Apparent agreement also depends on how validation</w:t>
+      </w:r>
+      <w:r>
+        <w:t xml:space="preserve"> </w:t>
+      </w:r>
+      <w:r>
+        <w:t xml:space="preserve">is designed: admitting information unavailable at the forecast origin improved</w:t>
+      </w:r>
+      <w:r>
+        <w:t xml:space="preserve"> </w:t>
+      </w:r>
+      <w:r>
+        <w:t xml:space="preserve">apparent accuracy 2.7-fold without changing the model, and the direction of the</w:t>
+      </w:r>
+      <w:r>
+        <w:t xml:space="preserve"> </w:t>
+      </w:r>
+      <w:r>
+        <w:t xml:space="preserve">difference reversed with the choice of historical window. Any single cutoff-target</w:t>
       </w:r>
       <w:r>
         <w:t xml:space="preserve"> </w:t>
@@ -2530,7 +2530,7 @@
         <w:t xml:space="preserve"> </w:t>
       </w:r>
       <w:r>
-        <w:t xml:space="preserve">backtest attributed its error to bias rather than variance[3] without examining</w:t>
+        <w:t xml:space="preserve">comparison attributed its error to bias rather than variance[3] without examining</w:t>
       </w:r>
       <w:r>
         <w:t xml:space="preserve"> </w:t>

--- a/docs/submission/MANUSCRIPT.docx
+++ b/docs/submission/MANUSCRIPT.docx
@@ -348,7 +348,13 @@
         <w:t xml:space="preserve"> </w:t>
       </w:r>
       <w:r>
-        <w:t xml:space="preserve">physicians as they retired, whereas the certification series removes no one.</w:t>
+        <w:t xml:space="preserve">physicians as they retired, whereas the certification series never subtracts</w:t>
+      </w:r>
+      <w:r>
+        <w:t xml:space="preserve"> </w:t>
+      </w:r>
+      <w:r>
+        <w:t xml:space="preserve">anyone.</w:t>
       </w:r>
       <w:r>
         <w:t xml:space="preserve"> </w:t>
@@ -763,25 +769,31 @@
         <w:pStyle w:val="BodyText"/>
       </w:pPr>
       <w:r>
-        <w:t xml:space="preserve">This series is a cumulative certification count: the number retired is zero in</w:t>
-      </w:r>
-      <w:r>
-        <w:t xml:space="preserve"> </w:t>
-      </w:r>
-      <w:r>
-        <w:t xml:space="preserve">every year and the active count equals the ever-certified count. The workforce</w:t>
-      </w:r>
-      <w:r>
-        <w:t xml:space="preserve"> </w:t>
-      </w:r>
-      <w:r>
-        <w:t xml:space="preserve">model estimates a different quantity, the clinically active workforce, from</w:t>
-      </w:r>
-      <w:r>
-        <w:t xml:space="preserve"> </w:t>
-      </w:r>
-      <w:r>
-        <w:t xml:space="preserve">which physicians exit. Because the certification benchmark does not decrement</w:t>
+        <w:t xml:space="preserve">This series is a cumulative certification count. Retirement status is not</w:t>
+      </w:r>
+      <w:r>
+        <w:t xml:space="preserve"> </w:t>
+      </w:r>
+      <w:r>
+        <w:t xml:space="preserve">ascertained by either board, so no physician is ever subtracted and the reported</w:t>
+      </w:r>
+      <w:r>
+        <w:t xml:space="preserve"> </w:t>
+      </w:r>
+      <w:r>
+        <w:t xml:space="preserve">count equals the number ever certified. The workforce model estimates a</w:t>
+      </w:r>
+      <w:r>
+        <w:t xml:space="preserve"> </w:t>
+      </w:r>
+      <w:r>
+        <w:t xml:space="preserve">different quantity, the clinically active workforce, from which physicians</w:t>
+      </w:r>
+      <w:r>
+        <w:t xml:space="preserve"> </w:t>
+      </w:r>
+      <w:r>
+        <w:t xml:space="preserve">exit. Because the certification benchmark does not decrement</w:t>
       </w:r>
       <w:r>
         <w:t xml:space="preserve"> </w:t>
@@ -1415,13 +1427,19 @@
         <w:t xml:space="preserve"> </w:t>
       </w:r>
       <w:r>
-        <w:t xml:space="preserve">cumulative certification count, a series in which the number retired is zero in</w:t>
-      </w:r>
-      <w:r>
-        <w:t xml:space="preserve"> </w:t>
-      </w:r>
-      <w:r>
-        <w:t xml:space="preserve">every year and the active count equals the ever-certified count. A further 41%</w:t>
+        <w:t xml:space="preserve">cumulative certification count, a series in which retirement status is not</w:t>
+      </w:r>
+      <w:r>
+        <w:t xml:space="preserve"> </w:t>
+      </w:r>
+      <w:r>
+        <w:t xml:space="preserve">ascertained, so no physician is ever subtracted and the count equals the number</w:t>
+      </w:r>
+      <w:r>
+        <w:t xml:space="preserve"> </w:t>
+      </w:r>
+      <w:r>
+        <w:t xml:space="preserve">ever certified. A further 41%</w:t>
       </w:r>
       <w:r>
         <w:t xml:space="preserve"> </w:t>
@@ -2506,7 +2524,7 @@
         <w:t xml:space="preserve"> </w:t>
       </w:r>
       <w:r>
-        <w:t xml:space="preserve">scored against a series that never removes anyone, is structurally guaranteed to</w:t>
+        <w:t xml:space="preserve">scored against a series that never subtracts anyone, is structurally guaranteed to</w:t>
       </w:r>
       <w:r>
         <w:t xml:space="preserve"> </w:t>
